--- a/Mapped Curriculum Lesson - Supplemental Material/Grade 8/Lesson 32 - Functions/Functions - Concept Sheet.docx
+++ b/Mapped Curriculum Lesson - Supplemental Material/Grade 8/Lesson 32 - Functions/Functions - Concept Sheet.docx
@@ -67,89 +67,395 @@
       </w:pPr>
       <w:r>
         <w:rPr>
+          <w:color w:val="C45E00"/>
+          <w:sz w:val="28"/>
+          <w:szCs w:val="28"/>
+        </w:rPr>
+        <w:t>def</w:t>
+      </w:r>
+      <w:r>
+        <w:rPr>
+          <w:color w:val="080808"/>
+          <w:sz w:val="28"/>
+          <w:szCs w:val="28"/>
+        </w:rPr>
+        <w:t xml:space="preserve"> </w:t>
+      </w:r>
+      <w:r>
+        <w:rPr>
           <w:color w:val="1750EB"/>
           <w:sz w:val="28"/>
           <w:szCs w:val="28"/>
         </w:rPr>
+        <w:t>show_greeting</w:t>
+      </w:r>
+      <w:r>
+        <w:rPr>
+          <w:color w:val="080808"/>
+          <w:sz w:val="28"/>
+          <w:szCs w:val="28"/>
+        </w:rPr>
+        <w:t>():</w:t>
+      </w:r>
+      <w:r>
+        <w:rPr>
+          <w:color w:val="080808"/>
+          <w:sz w:val="28"/>
+          <w:szCs w:val="28"/>
+        </w:rPr>
+        <w:br/>
+      </w:r>
+      <w:r>
+        <w:rPr>
+          <w:color w:val="080808"/>
+          <w:sz w:val="28"/>
+          <w:szCs w:val="28"/>
+        </w:rPr>
+        <w:t xml:space="preserve">    </w:t>
+      </w:r>
+      <w:r>
+        <w:rPr>
+          <w:color w:val="1750EB"/>
+          <w:sz w:val="28"/>
+          <w:szCs w:val="28"/>
+        </w:rPr>
+        <w:t>print</w:t>
+      </w:r>
+      <w:r>
+        <w:rPr>
+          <w:color w:val="080808"/>
+          <w:sz w:val="28"/>
+          <w:szCs w:val="28"/>
+        </w:rPr>
+        <w:t>(</w:t>
+      </w:r>
+      <w:r>
+        <w:rPr>
+          <w:color w:val="067D17"/>
+          <w:sz w:val="28"/>
+          <w:szCs w:val="28"/>
+        </w:rPr>
+        <w:t>"Hello, Python learner!"</w:t>
+      </w:r>
+      <w:r>
+        <w:rPr>
+          <w:color w:val="080808"/>
+          <w:sz w:val="28"/>
+          <w:szCs w:val="28"/>
+        </w:rPr>
+        <w:t>)</w:t>
+      </w:r>
+    </w:p>
+    <w:p>
+      <w:pPr>
+        <w:ind w:left="720" w:firstLine="720"/>
+      </w:pPr>
+    </w:p>
+    <w:p>
+      <w:pPr>
+        <w:rPr>
+          <w:rStyle w:val="Heading2Char"/>
+        </w:rPr>
+      </w:pPr>
+      <w:r>
+        <w:rPr>
+          <w:rStyle w:val="Heading2Char"/>
+        </w:rPr>
         <w:t>def</w:t>
       </w:r>
-      <w:r>
-        <w:rPr>
-          <w:color w:val="080808"/>
-          <w:sz w:val="28"/>
-          <w:szCs w:val="28"/>
+    </w:p>
+    <w:p>
+      <w:pPr>
+        <w:ind w:firstLine="720"/>
+      </w:pPr>
+      <w:r>
+        <w:t xml:space="preserve">Definition: </w:t>
+      </w:r>
+    </w:p>
+    <w:p>
+      <w:pPr>
+        <w:ind w:left="1440"/>
+      </w:pPr>
+      <w:r>
+        <w:rPr>
+          <w:color w:val="080808"/>
+        </w:rPr>
+        <w:t>The keyword which starts a function definition. The line ends with a colon.</w:t>
+      </w:r>
+    </w:p>
+    <w:p>
+      <w:pPr>
+        <w:ind w:firstLine="720"/>
+      </w:pPr>
+      <w:r>
+        <w:t>Example:</w:t>
+      </w:r>
+    </w:p>
+    <w:p>
+      <w:pPr>
+        <w:ind w:left="720" w:firstLine="720"/>
+        <w:rPr>
+          <w:rFonts w:ascii="JetBrains Mono" w:hAnsi="JetBrains Mono" w:cs="JetBrains Mono"/>
+          <w:sz w:val="28"/>
+          <w:szCs w:val="28"/>
+        </w:rPr>
+      </w:pPr>
+      <w:r>
+        <w:rPr>
+          <w:sz w:val="28"/>
+          <w:szCs w:val="28"/>
+          <w:color w:val="C45E00"/>
+        </w:rPr>
+        <w:t>def</w:t>
+      </w:r>
+      <w:r>
+        <w:rPr>
+          <w:sz w:val="28"/>
+          <w:szCs w:val="28"/>
+          <w:color w:val="080808"/>
         </w:rPr>
         <w:t xml:space="preserve"> </w:t>
       </w:r>
       <w:r>
         <w:rPr>
+          <w:sz w:val="28"/>
+          <w:szCs w:val="28"/>
           <w:color w:val="1750EB"/>
-          <w:sz w:val="28"/>
-          <w:szCs w:val="28"/>
         </w:rPr>
         <w:t>show_greeting</w:t>
       </w:r>
       <w:r>
         <w:rPr>
-          <w:color w:val="080808"/>
-          <w:sz w:val="28"/>
-          <w:szCs w:val="28"/>
+          <w:sz w:val="28"/>
+          <w:szCs w:val="28"/>
+          <w:color w:val="080808"/>
         </w:rPr>
         <w:t>():</w:t>
       </w:r>
-      <w:r>
-        <w:rPr>
-          <w:color w:val="080808"/>
-          <w:sz w:val="28"/>
-          <w:szCs w:val="28"/>
+    </w:p>
+    <w:p>
+      <w:pPr>
+        <w:ind w:left="720" w:firstLine="720"/>
+        <w:rPr>
+          <w:rFonts w:ascii="JetBrains Mono" w:hAnsi="JetBrains Mono" w:cs="JetBrains Mono"/>
+          <w:sz w:val="28"/>
+          <w:szCs w:val="28"/>
+        </w:rPr>
+      </w:pPr>
+    </w:p>
+    <w:p>
+      <w:pPr>
+        <w:rPr>
+          <w:rStyle w:val="Heading2Char"/>
+        </w:rPr>
+      </w:pPr>
+      <w:r>
+        <w:rPr>
+          <w:rStyle w:val="Heading2Char"/>
+        </w:rPr>
+        <w:t>Function body</w:t>
+      </w:r>
+    </w:p>
+    <w:p>
+      <w:pPr>
+        <w:ind w:firstLine="720"/>
+      </w:pPr>
+      <w:r>
+        <w:t xml:space="preserve">Definition: </w:t>
+      </w:r>
+    </w:p>
+    <w:p>
+      <w:pPr>
+        <w:ind w:left="1440"/>
+      </w:pPr>
+      <w:r>
+        <w:rPr>
+          <w:color w:val="080808"/>
+        </w:rPr>
+        <w:t>The indented lines under the def line. These lines belong to the function.</w:t>
+      </w:r>
+    </w:p>
+    <w:p>
+      <w:pPr>
+        <w:ind w:firstLine="720"/>
+      </w:pPr>
+      <w:r>
+        <w:t>Example:</w:t>
+      </w:r>
+    </w:p>
+    <w:p>
+      <w:pPr>
+        <w:ind w:left="720" w:firstLine="720"/>
+        <w:rPr>
+          <w:rFonts w:ascii="JetBrains Mono" w:hAnsi="JetBrains Mono" w:cs="JetBrains Mono"/>
+          <w:sz w:val="28"/>
+          <w:szCs w:val="28"/>
+        </w:rPr>
+      </w:pPr>
+      <w:r>
+        <w:rPr>
+          <w:sz w:val="28"/>
+          <w:szCs w:val="28"/>
+          <w:color w:val="C45E00"/>
+        </w:rPr>
+        <w:t>def</w:t>
+      </w:r>
+      <w:r>
+        <w:rPr>
+          <w:sz w:val="28"/>
+          <w:szCs w:val="28"/>
+          <w:color w:val="080808"/>
+        </w:rPr>
+        <w:t xml:space="preserve"> </w:t>
+      </w:r>
+      <w:r>
+        <w:rPr>
+          <w:sz w:val="28"/>
+          <w:szCs w:val="28"/>
+          <w:color w:val="1750EB"/>
+        </w:rPr>
+        <w:t>show_greeting</w:t>
+      </w:r>
+      <w:r>
+        <w:rPr>
+          <w:sz w:val="28"/>
+          <w:szCs w:val="28"/>
+          <w:color w:val="080808"/>
+        </w:rPr>
+        <w:t>():</w:t>
+      </w:r>
+      <w:r>
+        <w:rPr>
+          <w:sz w:val="28"/>
+          <w:szCs w:val="28"/>
+          <w:color w:val="080808"/>
         </w:rPr>
         <w:br/>
       </w:r>
       <w:r>
         <w:rPr>
-          <w:color w:val="080808"/>
-          <w:sz w:val="28"/>
-          <w:szCs w:val="28"/>
+          <w:sz w:val="28"/>
+          <w:szCs w:val="28"/>
+          <w:color w:val="080808"/>
         </w:rPr>
         <w:t xml:space="preserve">    </w:t>
       </w:r>
       <w:r>
         <w:rPr>
+          <w:sz w:val="28"/>
+          <w:szCs w:val="28"/>
           <w:color w:val="1750EB"/>
-          <w:sz w:val="28"/>
-          <w:szCs w:val="28"/>
         </w:rPr>
         <w:t>print</w:t>
       </w:r>
       <w:r>
         <w:rPr>
-          <w:color w:val="080808"/>
-          <w:sz w:val="28"/>
-          <w:szCs w:val="28"/>
+          <w:sz w:val="28"/>
+          <w:szCs w:val="28"/>
+          <w:color w:val="080808"/>
         </w:rPr>
         <w:t>(</w:t>
       </w:r>
       <w:r>
         <w:rPr>
+          <w:sz w:val="28"/>
+          <w:szCs w:val="28"/>
           <w:color w:val="067D17"/>
-          <w:sz w:val="28"/>
-          <w:szCs w:val="28"/>
         </w:rPr>
         <w:t>"Hello, Python learner!"</w:t>
       </w:r>
       <w:r>
         <w:rPr>
-          <w:color w:val="080808"/>
-          <w:sz w:val="28"/>
-          <w:szCs w:val="28"/>
+          <w:sz w:val="28"/>
+          <w:szCs w:val="28"/>
+          <w:color w:val="080808"/>
         </w:rPr>
         <w:t>)</w:t>
       </w:r>
     </w:p>
     <w:p>
       <w:pPr>
+        <w:rPr>
+          <w:rFonts w:ascii="JetBrains Mono" w:hAnsi="JetBrains Mono" w:cs="JetBrains Mono"/>
+          <w:sz w:val="28"/>
+          <w:szCs w:val="28"/>
+        </w:rPr>
+      </w:pPr>
+      <w:r>
+        <w:rPr>
+          <w:rFonts w:ascii="JetBrains Mono" w:hAnsi="JetBrains Mono" w:cs="JetBrains Mono"/>
+          <w:sz w:val="28"/>
+          <w:szCs w:val="28"/>
+        </w:rPr>
+        <w:br w:type="page"/>
+      </w:r>
+    </w:p>
+    <w:p>
+      <w:pPr>
+        <w:rPr>
+          <w:rStyle w:val="Heading2Char"/>
+        </w:rPr>
+      </w:pPr>
+      <w:r>
+        <w:rPr>
+          <w:rStyle w:val="Heading2Char"/>
+        </w:rPr>
+        <w:t>Function call</w:t>
+      </w:r>
+    </w:p>
+    <w:p>
+      <w:pPr>
+        <w:ind w:firstLine="720"/>
+      </w:pPr>
+      <w:r>
+        <w:t xml:space="preserve">Definition: </w:t>
+      </w:r>
+    </w:p>
+    <w:p>
+      <w:pPr>
         <w:ind w:left="720" w:firstLine="720"/>
       </w:pPr>
+      <w:r>
+        <w:t>The function name followed by parentheses. A call runs the stored function body.</w:t>
+      </w:r>
+    </w:p>
+    <w:p>
+      <w:pPr>
+        <w:ind w:firstLine="720"/>
+      </w:pPr>
+      <w:r>
+        <w:t>Example:</w:t>
+      </w:r>
+    </w:p>
+    <w:p>
+      <w:pPr>
+        <w:ind w:left="720" w:firstLine="720"/>
+      </w:pPr>
+      <w:r>
+        <w:rPr>
+          <w:color w:val="1750EB"/>
+          <w:sz w:val="28"/>
+          <w:szCs w:val="28"/>
+        </w:rPr>
+        <w:t>show_greeting</w:t>
+      </w:r>
+      <w:r>
+        <w:rPr>
+          <w:color w:val="080808"/>
+          <w:sz w:val="28"/>
+          <w:szCs w:val="28"/>
+        </w:rPr>
+        <w:t>()</w:t>
+      </w:r>
+    </w:p>
+    <w:p>
+      <w:pPr>
+        <w:rPr>
+          <w:rFonts w:ascii="JetBrains Mono" w:hAnsi="JetBrains Mono" w:cs="JetBrains Mono"/>
+          <w:sz w:val="28"/>
+          <w:szCs w:val="28"/>
+        </w:rPr>
+      </w:pPr>
     </w:p>
     <w:p>
       <w:pPr>
@@ -161,7 +467,7 @@
         <w:rPr>
           <w:rStyle w:val="Heading2Char"/>
         </w:rPr>
-        <w:t>def</w:t>
+        <w:t>Reusable greeting flow</w:t>
       </w:r>
     </w:p>
     <w:p>
@@ -180,7 +486,7 @@
         <w:rPr>
           <w:color w:val="080808"/>
         </w:rPr>
-        <w:t>The keyword which starts a function definition. The line ends with a colon.</w:t>
+        <w:t>Define the greeting once, call it when the program needs the greeting, and keep the rest of the program readable.</w:t>
       </w:r>
     </w:p>
     <w:p>
@@ -196,320 +502,14 @@
         <w:ind w:left="720" w:firstLine="720"/>
         <w:rPr>
           <w:rFonts w:ascii="JetBrains Mono" w:hAnsi="JetBrains Mono" w:cs="JetBrains Mono"/>
-          <w:sz w:val="28"/>
-          <w:szCs w:val="28"/>
-        </w:rPr>
-      </w:pPr>
-      <w:r>
-        <w:rPr>
-          <w:sz w:val="28"/>
-          <w:szCs w:val="28"/>
-          <w:color w:val="1750EB"/>
-        </w:rPr>
-        <w:t>def</w:t>
-      </w:r>
-      <w:r>
-        <w:rPr>
-          <w:sz w:val="28"/>
-          <w:szCs w:val="28"/>
-          <w:color w:val="080808"/>
-        </w:rPr>
-        <w:t xml:space="preserve"> </w:t>
-      </w:r>
-      <w:r>
-        <w:rPr>
-          <w:sz w:val="28"/>
-          <w:szCs w:val="28"/>
-          <w:color w:val="1750EB"/>
-        </w:rPr>
-        <w:t>show_greeting</w:t>
-      </w:r>
-      <w:r>
-        <w:rPr>
-          <w:sz w:val="28"/>
-          <w:szCs w:val="28"/>
-          <w:color w:val="080808"/>
-        </w:rPr>
-        <w:t>():</w:t>
-      </w:r>
-    </w:p>
-    <w:p>
-      <w:pPr>
-        <w:ind w:left="720" w:firstLine="720"/>
-        <w:rPr>
-          <w:rFonts w:ascii="JetBrains Mono" w:hAnsi="JetBrains Mono" w:cs="JetBrains Mono"/>
-          <w:sz w:val="28"/>
-          <w:szCs w:val="28"/>
-        </w:rPr>
-      </w:pPr>
-    </w:p>
-    <w:p>
-      <w:pPr>
-        <w:rPr>
-          <w:rStyle w:val="Heading2Char"/>
-        </w:rPr>
-      </w:pPr>
-      <w:r>
-        <w:rPr>
-          <w:rStyle w:val="Heading2Char"/>
-        </w:rPr>
-        <w:t>Function body</w:t>
-      </w:r>
-    </w:p>
-    <w:p>
-      <w:pPr>
-        <w:ind w:firstLine="720"/>
-      </w:pPr>
-      <w:r>
-        <w:t xml:space="preserve">Definition: </w:t>
-      </w:r>
-    </w:p>
-    <w:p>
-      <w:pPr>
-        <w:ind w:left="1440"/>
-      </w:pPr>
-      <w:r>
-        <w:rPr>
-          <w:color w:val="080808"/>
-        </w:rPr>
-        <w:t>The indented lines under the def line. These lines belong to the function.</w:t>
-      </w:r>
-    </w:p>
-    <w:p>
-      <w:pPr>
-        <w:ind w:firstLine="720"/>
-      </w:pPr>
-      <w:r>
-        <w:t>Example:</w:t>
-      </w:r>
-    </w:p>
-    <w:p>
-      <w:pPr>
-        <w:ind w:left="720" w:firstLine="720"/>
-        <w:rPr>
-          <w:rFonts w:ascii="JetBrains Mono" w:hAnsi="JetBrains Mono" w:cs="JetBrains Mono"/>
-          <w:sz w:val="28"/>
-          <w:szCs w:val="28"/>
-        </w:rPr>
-      </w:pPr>
-      <w:r>
-        <w:rPr>
-          <w:sz w:val="28"/>
-          <w:szCs w:val="28"/>
-          <w:color w:val="1750EB"/>
-        </w:rPr>
-        <w:t>def</w:t>
-      </w:r>
-      <w:r>
-        <w:rPr>
-          <w:sz w:val="28"/>
-          <w:szCs w:val="28"/>
-          <w:color w:val="080808"/>
-        </w:rPr>
-        <w:t xml:space="preserve"> </w:t>
-      </w:r>
-      <w:r>
-        <w:rPr>
-          <w:sz w:val="28"/>
-          <w:szCs w:val="28"/>
-          <w:color w:val="1750EB"/>
-        </w:rPr>
-        <w:t>show_greeting</w:t>
-      </w:r>
-      <w:r>
-        <w:rPr>
-          <w:sz w:val="28"/>
-          <w:szCs w:val="28"/>
-          <w:color w:val="080808"/>
-        </w:rPr>
-        <w:t>():</w:t>
-      </w:r>
-      <w:r>
-        <w:rPr>
-          <w:sz w:val="28"/>
-          <w:szCs w:val="28"/>
-          <w:color w:val="080808"/>
-        </w:rPr>
-        <w:br/>
-      </w:r>
-      <w:r>
-        <w:rPr>
-          <w:sz w:val="28"/>
-          <w:szCs w:val="28"/>
-          <w:color w:val="080808"/>
-        </w:rPr>
-        <w:t xml:space="preserve">    </w:t>
-      </w:r>
-      <w:r>
-        <w:rPr>
-          <w:sz w:val="28"/>
-          <w:szCs w:val="28"/>
-          <w:color w:val="1750EB"/>
-        </w:rPr>
-        <w:t>print</w:t>
-      </w:r>
-      <w:r>
-        <w:rPr>
-          <w:sz w:val="28"/>
-          <w:szCs w:val="28"/>
-          <w:color w:val="080808"/>
-        </w:rPr>
-        <w:t>(</w:t>
-      </w:r>
-      <w:r>
-        <w:rPr>
-          <w:sz w:val="28"/>
-          <w:szCs w:val="28"/>
-          <w:color w:val="067D17"/>
-        </w:rPr>
-        <w:t>"Hello, Python learner!"</w:t>
-      </w:r>
-      <w:r>
-        <w:rPr>
-          <w:sz w:val="28"/>
-          <w:szCs w:val="28"/>
-          <w:color w:val="080808"/>
-        </w:rPr>
-        <w:t>)</w:t>
-      </w:r>
-    </w:p>
-    <w:p>
-      <w:pPr>
-        <w:rPr>
-          <w:rFonts w:ascii="JetBrains Mono" w:hAnsi="JetBrains Mono" w:cs="JetBrains Mono"/>
-          <w:sz w:val="28"/>
-          <w:szCs w:val="28"/>
-        </w:rPr>
-      </w:pPr>
-      <w:r>
-        <w:rPr>
-          <w:rFonts w:ascii="JetBrains Mono" w:hAnsi="JetBrains Mono" w:cs="JetBrains Mono"/>
-          <w:sz w:val="28"/>
-          <w:szCs w:val="28"/>
-        </w:rPr>
-        <w:br w:type="page"/>
-      </w:r>
-    </w:p>
-    <w:p>
-      <w:pPr>
-        <w:rPr>
-          <w:rStyle w:val="Heading2Char"/>
-        </w:rPr>
-      </w:pPr>
-      <w:r>
-        <w:rPr>
-          <w:rStyle w:val="Heading2Char"/>
-        </w:rPr>
-        <w:t>Function call</w:t>
-      </w:r>
-    </w:p>
-    <w:p>
-      <w:pPr>
-        <w:ind w:firstLine="720"/>
-      </w:pPr>
-      <w:r>
-        <w:t xml:space="preserve">Definition: </w:t>
-      </w:r>
-    </w:p>
-    <w:p>
-      <w:pPr>
-        <w:ind w:left="720" w:firstLine="720"/>
-      </w:pPr>
-      <w:r>
-        <w:t>The function name followed by parentheses. A call runs the stored function body.</w:t>
-      </w:r>
-    </w:p>
-    <w:p>
-      <w:pPr>
-        <w:ind w:firstLine="720"/>
-      </w:pPr>
-      <w:r>
-        <w:t>Example:</w:t>
-      </w:r>
-    </w:p>
-    <w:p>
-      <w:pPr>
-        <w:ind w:left="720" w:firstLine="720"/>
-      </w:pPr>
-      <w:r>
-        <w:rPr>
-          <w:color w:val="1750EB"/>
-          <w:sz w:val="28"/>
-          <w:szCs w:val="28"/>
-        </w:rPr>
-        <w:t>show_greeting</w:t>
-      </w:r>
-      <w:r>
-        <w:rPr>
-          <w:color w:val="080808"/>
-          <w:sz w:val="28"/>
-          <w:szCs w:val="28"/>
-        </w:rPr>
-        <w:t>()</w:t>
-      </w:r>
-    </w:p>
-    <w:p>
-      <w:pPr>
-        <w:rPr>
-          <w:rFonts w:ascii="JetBrains Mono" w:hAnsi="JetBrains Mono" w:cs="JetBrains Mono"/>
-          <w:sz w:val="28"/>
-          <w:szCs w:val="28"/>
-        </w:rPr>
-      </w:pPr>
-    </w:p>
-    <w:p>
-      <w:pPr>
-        <w:rPr>
-          <w:rStyle w:val="Heading2Char"/>
-        </w:rPr>
-      </w:pPr>
-      <w:r>
-        <w:rPr>
-          <w:rStyle w:val="Heading2Char"/>
-        </w:rPr>
-        <w:t>Reusable greeting flow</w:t>
-      </w:r>
-    </w:p>
-    <w:p>
-      <w:pPr>
-        <w:ind w:firstLine="720"/>
-      </w:pPr>
-      <w:r>
-        <w:t xml:space="preserve">Definition: </w:t>
-      </w:r>
-    </w:p>
-    <w:p>
-      <w:pPr>
-        <w:ind w:left="1440"/>
-      </w:pPr>
-      <w:r>
-        <w:rPr>
-          <w:color w:val="080808"/>
-        </w:rPr>
-        <w:t>Define the greeting once, call it when the program needs the greeting, and keep the rest of the program readable.</w:t>
-      </w:r>
-    </w:p>
-    <w:p>
-      <w:pPr>
-        <w:ind w:firstLine="720"/>
-      </w:pPr>
-      <w:r>
-        <w:t>Example:</w:t>
-      </w:r>
-    </w:p>
-    <w:p>
-      <w:pPr>
-        <w:ind w:left="720" w:firstLine="720"/>
-        <w:rPr>
-          <w:rFonts w:ascii="JetBrains Mono" w:hAnsi="JetBrains Mono" w:cs="JetBrains Mono"/>
-          <w:color w:val="080808"/>
-          <w:sz w:val="28"/>
-          <w:szCs w:val="28"/>
-        </w:rPr>
-      </w:pPr>
-      <w:r>
-        <w:rPr>
-          <w:color w:val="1750EB"/>
+          <w:color w:val="080808"/>
+          <w:sz w:val="28"/>
+          <w:szCs w:val="28"/>
+        </w:rPr>
+      </w:pPr>
+      <w:r>
+        <w:rPr>
+          <w:color w:val="C45E00"/>
           <w:sz w:val="28"/>
           <w:szCs w:val="28"/>
         </w:rPr>
